--- a/materialien/Warm-up/DD_Warm-up-Karten_A5.docx
+++ b/materialien/Warm-up/DD_Warm-up-Karten_A5.docx
@@ -133,7 +133,7 @@
               <w:t>Name</w:t>
             </w:r>
             <w:r>
-              <w:t>. Benenne die Elemente mit den Fachbegriffen der EH: Rechteck, Raute, unterstrichene Ellipse, Ellipse, 1 und n.</w:t>
+              <w:t>. Gib zu den Elementen die Fachbegriffe der EH an: Rechteck, Raute, unterstrichene Ellipse, Ellipse, 1 und n.</w:t>
             </w:r>
           </w:p>
           <w:p>
@@ -228,7 +228,7 @@
               <w:t>steht an</w:t>
             </w:r>
             <w:r>
-              <w:t xml:space="preserve"> zwischen Station und Rad und formuliere sie in </w:t>
+              <w:t xml:space="preserve"> zwischen Station und Rad und beschreibe sie in </w:t>
             </w:r>
             <w:r>
               <w:rPr>
@@ -356,7 +356,7 @@
               <w:t>Leihe(LeserNr, BuchNr)</w:t>
             </w:r>
             <w:r>
-              <w:t xml:space="preserve"> mit den Zeilen (1, 10), (1, 11), (2, 10), (3, 12). Leite die Kardinalität zwischen Leser und Buch ab und begründe.</w:t>
+              <w:t xml:space="preserve"> mit den Zeilen (1, 10), (1, 11), (2, 10), (3, 12). Bestimme die Kardinalität zwischen Leser und Buch und begründe sie.</w:t>
             </w:r>
           </w:p>
           <w:p>
@@ -580,7 +580,7 @@
               <w:t>istPateVon</w:t>
             </w:r>
             <w:r>
-              <w:t xml:space="preserve">, an deren Kanten „Pate 1“ und „Patenkind n“ stehen. Formuliere die Beziehung in </w:t>
+              <w:t xml:space="preserve">, an deren Kanten „Pate 1“ und „Patenkind n“ stehen. Beschreibe die Beziehung in </w:t>
             </w:r>
             <w:r>
               <w:rPr>
@@ -802,7 +802,7 @@
               <w:spacing w:after="60"/>
             </w:pPr>
             <w:r>
-              <w:t>Skizziere ein Mini-ER zu: „Ein Kurs wird von genau einer Lehrkraft geleitet. Schüler belegen mehrere Kurse.“ (Entitätstypen mit Schlüsselattribut, Beziehungstypen, Kardinalitäten)</w:t>
+              <w:t>Zeichne ein kleines ER-Diagramm zu: „Ein Kurs wird von genau einer Lehrkraft geleitet. Schüler belegen mehrere Kurse.“ (Entitätstypen mit Schlüsselattribut, Beziehungstypen, Kardinalitäten)</w:t>
             </w:r>
           </w:p>
           <w:p>
@@ -1006,7 +1006,7 @@
               <w:spacing w:after="60"/>
             </w:pPr>
             <w:r>
-              <w:t xml:space="preserve">Überführe Ermittler —1— </w:t>
+              <w:t xml:space="preserve">Erstelle zu Ermittler —1— </w:t>
             </w:r>
             <w:r>
               <w:rPr>
@@ -1015,7 +1015,7 @@
               <w:t>leitet</w:t>
             </w:r>
             <w:r>
-              <w:t xml:space="preserve"> —n— Fall in die Kurzschreibweise und begründe, in welcher Relation der Fremdschlüssel steht.</w:t>
+              <w:t xml:space="preserve"> —n— Fall das Relationenschema in Kurzschreibweise und begründe, in welcher Relation der Fremdschlüssel steht.</w:t>
             </w:r>
           </w:p>
           <w:p>
@@ -1101,7 +1101,7 @@
               <w:spacing w:after="60"/>
             </w:pPr>
             <w:r>
-              <w:t xml:space="preserve">Überführe Schueler —n— </w:t>
+              <w:t xml:space="preserve">Erstelle zu Schueler —n— </w:t>
             </w:r>
             <w:r>
               <w:rPr>
@@ -1110,7 +1110,7 @@
               <w:t>belegt</w:t>
             </w:r>
             <w:r>
-              <w:t xml:space="preserve"> —m— Kurs mit dem Attribut Note in die Kurzschreibweise.</w:t>
+              <w:t xml:space="preserve"> —m— Kurs mit dem Attribut Note das Relationenschema in Kurzschreibweise.</w:t>
             </w:r>
           </w:p>
           <w:p>
@@ -1219,7 +1219,7 @@
               <w:spacing w:after="60"/>
             </w:pPr>
             <w:r>
-              <w:t xml:space="preserve">Skizziere aus </w:t>
+              <w:t xml:space="preserve">Zeichne zu </w:t>
             </w:r>
             <w:r>
               <w:rPr>
@@ -1325,7 +1325,7 @@
               <w:spacing w:after="60"/>
             </w:pPr>
             <w:r>
-              <w:t>Notiere eine Abfrage, die zu jedem Ermittler den Namen seines Mentors ausgibt (</w:t>
+              <w:t>Entwirf eine Abfrage, die zu jedem Ermittler den Namen seines Mentors ausgibt (</w:t>
             </w:r>
             <w:r>
               <w:rPr>
